--- a/data/ai_paras/AI_para_148.docx
+++ b/data/ai_paras/AI_para_148.docx
@@ -4,7 +4,7 @@
   <w:body>
     <w:p>
       <w:r>
-        <w:t>Demographic data for Westmoreland reveals a diverse population that intricately weaves into the broader socioeconomic fabric of Toledo. The neighborhood's demographic composition includes a significant representation of professional and academic individuals, largely influenced by its proximity to the University of Toledo, which attracts a range of educational and occupational backgrounds (Nguyen 59–60). This diversity is paralleled by a blend of cultural and ethnic groups, contributing to the rich community tapestry and fostering an inclusive environment. Economic conditions in Westmoreland are characterized by a stable employment rate and substantial median income levels, reflecting the neighborhood's appeal to both established professionals and young families. The area's educational attainment is notably high, with many residents holding advanced degrees, which not only enriches the intellectual landscape but also enhances the local economic stability and growth potential (Nguyen 59–60).</w:t>
+        <w:t>Westmoreland is distinctly marked by its well-defined boundaries, which play a crucial role in shaping its identity within Toledo. The neighborhood is primarily bordered by Bancroft Street to the north, Central Avenue to the south, and Douglas Road to the west, providing clear demarcations for residents and visitors alike. To the east, the boundary is less rigid but generally recognized as being near Upton Avenue, which separates it from neighboring communities. This framework of streets not only outlines the physical territory of Westmoreland but also helps in maintaining a cohesive community structure. Within these borders, Westmoreland encompasses various landmarks and residential areas, each contributing to the neighborhood's distinctive character (Ref-s737979).</w:t>
       </w:r>
     </w:p>
     <w:sectPr>
